--- a/docs/design/租赁项目详细功能规格书.docx
+++ b/docs/design/租赁项目详细功能规格书.docx
@@ -38,11 +38,8 @@
       <w:r>
         <w:rPr>
           <w:rFonts w:ascii="SimSong" w:hAnsi="SimSong" w:eastAsia="SimSong"/>
-          <w:b/>
-          <w:color w:val="4B5563"/>
-          <w:sz w:val="19"/>
-        </w:rPr>
-        <w:t>日期：2026-07-28</w:t>
+        </w:rPr>
+        <w:t>日期：2026-07-30</w:t>
       </w:r>
     </w:p>
     <w:p>
@@ -4045,38 +4042,32 @@
       <w:r>
         <w:rPr>
           <w:rFonts w:ascii="SimSong" w:hAnsi="SimSong" w:eastAsia="SimSong"/>
-          <w:color w:val="1F2937"/>
-          <w:sz w:val="21"/>
-        </w:rPr>
-        <w:t>业务规则：商品库存、套餐库存同栏展示，底部固定展示实时空闲小配件库存。</w:t>
-      </w:r>
-    </w:p>
-    <w:p>
-      <w:pPr>
-        <w:pStyle w:val="ListBullet"/>
-        <w:keepLines w:val="0"/>
-      </w:pPr>
-      <w:r>
-        <w:rPr>
-          <w:rFonts w:ascii="SimSong" w:hAnsi="SimSong" w:eastAsia="SimSong"/>
-          <w:color w:val="1F2937"/>
-          <w:sz w:val="21"/>
-        </w:rPr>
-        <w:t>关键字段/数据：商品、套餐、配件、仓库、总量、空闲、占用。</w:t>
-      </w:r>
-    </w:p>
-    <w:p>
-      <w:pPr>
-        <w:pStyle w:val="ListBullet"/>
-        <w:keepLines w:val="0"/>
-      </w:pPr>
-      <w:r>
-        <w:rPr>
-          <w:rFonts w:ascii="SimSong" w:hAnsi="SimSong" w:eastAsia="SimSong"/>
-          <w:color w:val="1F2937"/>
-          <w:sz w:val="21"/>
-        </w:rPr>
-        <w:t>安全校验/异常处理：所有统计从库存流水和订单状态计算。</w:t>
+        </w:rPr>
+        <w:t>业务规则：商品库存和套餐计算容量同栏展示，底部固定展示实时空闲小配件库存；套餐不形成独立实物库存。</w:t>
+      </w:r>
+    </w:p>
+    <w:p>
+      <w:pPr>
+        <w:pStyle w:val="ListBullet"/>
+        <w:keepLines w:val="0"/>
+      </w:pPr>
+      <w:r>
+        <w:rPr>
+          <w:rFonts w:ascii="SimSong" w:hAnsi="SimSong" w:eastAsia="SimSong"/>
+        </w:rPr>
+        <w:t>关键字段/数据：商品、套餐版本、资源池、配件、仓库、总量、空闲、预占、瓶颈资源。</w:t>
+      </w:r>
+    </w:p>
+    <w:p>
+      <w:pPr>
+        <w:pStyle w:val="ListBullet"/>
+        <w:keepLines w:val="0"/>
+      </w:pPr>
+      <w:r>
+        <w:rPr>
+          <w:rFonts w:ascii="SimSong" w:hAnsi="SimSong" w:eastAsia="SimSong"/>
+        </w:rPr>
+        <w:t>安全校验/异常处理：所有统计从库存流水、资源池和有效订单预占计算；不同套餐的独立可组数禁止直接求和。</w:t>
       </w:r>
     </w:p>
     <w:p>
@@ -4981,24 +4972,20 @@
       <w:r>
         <w:rPr>
           <w:rFonts w:ascii="SimSong" w:hAnsi="SimSong" w:eastAsia="SimSong"/>
-          <w:color w:val="1F2937"/>
-          <w:sz w:val="21"/>
-        </w:rPr>
-        <w:t>关键字段/数据：compatible_product_ids。</w:t>
-      </w:r>
-    </w:p>
-    <w:p>
-      <w:pPr>
-        <w:pStyle w:val="ListBullet"/>
-        <w:keepLines w:val="0"/>
-      </w:pPr>
-      <w:r>
-        <w:rPr>
-          <w:rFonts w:ascii="SimSong" w:hAnsi="SimSong" w:eastAsia="SimSong"/>
-          <w:color w:val="1F2937"/>
-          <w:sz w:val="21"/>
-        </w:rPr>
-        <w:t>安全校验/异常处理：套餐计算时按兼容范围扣减。</w:t>
+        </w:rPr>
+        <w:t>关键字段/数据：stock_pool_id, compatible_model_id, compatibility_type。</w:t>
+      </w:r>
+    </w:p>
+    <w:p>
+      <w:pPr>
+        <w:pStyle w:val="ListBullet"/>
+        <w:keepLines w:val="0"/>
+      </w:pPr>
+      <w:r>
+        <w:rPr>
+          <w:rFonts w:ascii="SimSong" w:hAnsi="SimSong" w:eastAsia="SimSong"/>
+        </w:rPr>
+        <w:t>安全校验/异常处理：一个商品 SKU 只能归属一个排他资源池；兼容多个型号只建立关系，不复制库存。</w:t>
       </w:r>
     </w:p>
     <w:p>
@@ -5017,38 +5004,32 @@
       <w:r>
         <w:rPr>
           <w:rFonts w:ascii="SimSong" w:hAnsi="SimSong" w:eastAsia="SimSong"/>
-          <w:color w:val="1F2937"/>
-          <w:sz w:val="21"/>
-        </w:rPr>
-        <w:t>业务规则：套餐是录单快捷模板，不是独立实物库存；可按平台创建，也可不选平台创建，后续可修改平台。</w:t>
-      </w:r>
-    </w:p>
-    <w:p>
-      <w:pPr>
-        <w:pStyle w:val="ListBullet"/>
-        <w:keepLines w:val="0"/>
-      </w:pPr>
-      <w:r>
-        <w:rPr>
-          <w:rFonts w:ascii="SimSong" w:hAnsi="SimSong" w:eastAsia="SimSong"/>
-          <w:color w:val="1F2937"/>
-          <w:sz w:val="21"/>
-        </w:rPr>
-        <w:t>关键字段/数据：platform, package_name, bom_items。</w:t>
-      </w:r>
-    </w:p>
-    <w:p>
-      <w:pPr>
-        <w:pStyle w:val="ListBullet"/>
-        <w:keepLines w:val="0"/>
-      </w:pPr>
-      <w:r>
-        <w:rPr>
-          <w:rFonts w:ascii="SimSong" w:hAnsi="SimSong" w:eastAsia="SimSong"/>
-          <w:color w:val="1F2937"/>
-          <w:sz w:val="21"/>
-        </w:rPr>
-        <w:t>安全校验/异常处理：套餐可租数量由真实主机和配件池实时计算。</w:t>
+        </w:rPr>
+        <w:t>业务规则：套餐是版本化录单模板，不是独立实物库存；可按平台创建，也可不选平台创建，发布后修改 BOM 必须生成新版本；共享资源容量可按合法比例分配给不同套餐并生成新方案版本。</w:t>
+      </w:r>
+    </w:p>
+    <w:p>
+      <w:pPr>
+        <w:pStyle w:val="ListBullet"/>
+        <w:keepLines w:val="0"/>
+      </w:pPr>
+      <w:r>
+        <w:rPr>
+          <w:rFonts w:ascii="SimSong" w:hAnsi="SimSong" w:eastAsia="SimSong"/>
+        </w:rPr>
+        <w:t>关键字段/数据：package_id, package_version_id, stock_pool_id, required_qty, bom_hash, capacity_group_id, capacity_plan_id, allocated_qty。</w:t>
+      </w:r>
+    </w:p>
+    <w:p>
+      <w:pPr>
+        <w:pStyle w:val="ListBullet"/>
+        <w:keepLines w:val="0"/>
+      </w:pPr>
+      <w:r>
+        <w:rPr>
+          <w:rFonts w:ascii="SimSong" w:hAnsi="SimSong" w:eastAsia="SimSong"/>
+        </w:rPr>
+        <w:t>安全校验/异常处理：套餐可租数量由真实资源池和时间区间预占实时计算；同一套餐版本中的同一资源池只能出现一次。完整模型见商品与套餐库存数据结构设计（./商品与套餐库存数据结构设计.md）。</w:t>
       </w:r>
     </w:p>
     <w:p>
@@ -5095,10 +5076,8 @@
       <w:r>
         <w:rPr>
           <w:rFonts w:ascii="SimSong" w:hAnsi="SimSong" w:eastAsia="SimSong"/>
-          <w:color w:val="1F2937"/>
-          <w:sz w:val="21"/>
-        </w:rPr>
-        <w:t>安全校验/异常处理：下单选择套餐后同步占用通用配件。</w:t>
+        </w:rPr>
+        <w:t>安全校验/异常处理：支持把 15 个通用手柄按 Pocket 3/Pocket 4 的 5+10、10+5 等方案原子切换；10+10 必须因共享资源不足被拒绝。下单时在同一事务中把 BOM 展开为资源池预占，任一资源不足则整单不占用。</w:t>
       </w:r>
     </w:p>
     <w:p>
